--- a/SmallFixed.docx
+++ b/SmallFixed.docx
@@ -7,23 +7,65 @@
         <w:rPr>
           <w:b w:val="on"/>
         </w:rPr>
+        <w:t xml:space="preserve"> Batch completed</w:t>
+        <w:br/>
+        <w:drawing>
+          <wp:inline distT="0" distR="0" distB="0" distL="0">
+            <wp:extent cx="5524500" cy="2476500"/>
+            <wp:docPr id="0" name="Drawing 0" descr="Batch completed"/>
+            <a:graphic xmlns:a="http://schemas.openxmlformats.org/drawingml/2006/main">
+              <a:graphicData uri="http://schemas.openxmlformats.org/drawingml/2006/picture">
+                <pic:pic xmlns:pic="http://schemas.openxmlformats.org/drawingml/2006/picture">
+                  <pic:nvPicPr>
+                    <pic:cNvPr id="0" name="Picture 0" descr="Batch completed"/>
+                    <pic:cNvPicPr>
+                      <a:picLocks noChangeAspect="true"/>
+                    </pic:cNvPicPr>
+                  </pic:nvPicPr>
+                  <pic:blipFill>
+                    <a:blip r:embed="rId2"/>
+                    <a:stretch>
+                      <a:fillRect/>
+                    </a:stretch>
+                  </pic:blipFill>
+                  <pic:spPr>
+                    <a:xfrm>
+                      <a:off x="0" y="0"/>
+                      <a:ext cx="5524500" cy="2476500"/>
+                    </a:xfrm>
+                    <a:prstGeom prst="rect">
+                      <a:avLst/>
+                    </a:prstGeom>
+                  </pic:spPr>
+                </pic:pic>
+              </a:graphicData>
+            </a:graphic>
+          </wp:inline>
+        </w:drawing>
+      </w:r>
+    </w:p>
+    <w:p>
+      <w:r>
+        <w:rPr>
+          <w:b w:val="on"/>
+        </w:rPr>
         <w:t xml:space="preserve"> Opportunity Created</w:t>
         <w:br/>
         <w:drawing>
           <wp:inline distT="0" distR="0" distB="0" distL="0">
             <wp:extent cx="5524500" cy="2476500"/>
-            <wp:docPr id="0" name="Drawing 0" descr="Opportunity Created"/>
-            <a:graphic xmlns:a="http://schemas.openxmlformats.org/drawingml/2006/main">
-              <a:graphicData uri="http://schemas.openxmlformats.org/drawingml/2006/picture">
-                <pic:pic xmlns:pic="http://schemas.openxmlformats.org/drawingml/2006/picture">
-                  <pic:nvPicPr>
-                    <pic:cNvPr id="0" name="Picture 0" descr="Opportunity Created"/>
-                    <pic:cNvPicPr>
-                      <a:picLocks noChangeAspect="true"/>
-                    </pic:cNvPicPr>
-                  </pic:nvPicPr>
-                  <pic:blipFill>
-                    <a:blip r:embed="rId2"/>
+            <wp:docPr id="1" name="Drawing 1" descr="Opportunity Created"/>
+            <a:graphic xmlns:a="http://schemas.openxmlformats.org/drawingml/2006/main">
+              <a:graphicData uri="http://schemas.openxmlformats.org/drawingml/2006/picture">
+                <pic:pic xmlns:pic="http://schemas.openxmlformats.org/drawingml/2006/picture">
+                  <pic:nvPicPr>
+                    <pic:cNvPr id="0" name="Picture 1" descr="Opportunity Created"/>
+                    <pic:cNvPicPr>
+                      <a:picLocks noChangeAspect="true"/>
+                    </pic:cNvPicPr>
+                  </pic:nvPicPr>
+                  <pic:blipFill>
+                    <a:blip r:embed="rId3"/>
                     <a:stretch>
                       <a:fillRect/>
                     </a:stretch>
@@ -54,18 +96,186 @@
         <w:drawing>
           <wp:inline distT="0" distR="0" distB="0" distL="0">
             <wp:extent cx="5524500" cy="2476500"/>
-            <wp:docPr id="1" name="Drawing 1" descr="Ecoes Validation - Yes."/>
-            <a:graphic xmlns:a="http://schemas.openxmlformats.org/drawingml/2006/main">
-              <a:graphicData uri="http://schemas.openxmlformats.org/drawingml/2006/picture">
-                <pic:pic xmlns:pic="http://schemas.openxmlformats.org/drawingml/2006/picture">
-                  <pic:nvPicPr>
-                    <pic:cNvPr id="0" name="Picture 1" descr="Ecoes Validation - Yes."/>
-                    <pic:cNvPicPr>
-                      <a:picLocks noChangeAspect="true"/>
-                    </pic:cNvPicPr>
-                  </pic:nvPicPr>
-                  <pic:blipFill>
-                    <a:blip r:embed="rId3"/>
+            <wp:docPr id="2" name="Drawing 2" descr="Ecoes Validation - Yes."/>
+            <a:graphic xmlns:a="http://schemas.openxmlformats.org/drawingml/2006/main">
+              <a:graphicData uri="http://schemas.openxmlformats.org/drawingml/2006/picture">
+                <pic:pic xmlns:pic="http://schemas.openxmlformats.org/drawingml/2006/picture">
+                  <pic:nvPicPr>
+                    <pic:cNvPr id="0" name="Picture 2" descr="Ecoes Validation - Yes."/>
+                    <pic:cNvPicPr>
+                      <a:picLocks noChangeAspect="true"/>
+                    </pic:cNvPicPr>
+                  </pic:nvPicPr>
+                  <pic:blipFill>
+                    <a:blip r:embed="rId4"/>
+                    <a:stretch>
+                      <a:fillRect/>
+                    </a:stretch>
+                  </pic:blipFill>
+                  <pic:spPr>
+                    <a:xfrm>
+                      <a:off x="0" y="0"/>
+                      <a:ext cx="5524500" cy="2476500"/>
+                    </a:xfrm>
+                    <a:prstGeom prst="rect">
+                      <a:avLst/>
+                    </a:prstGeom>
+                  </pic:spPr>
+                </pic:pic>
+              </a:graphicData>
+            </a:graphic>
+          </wp:inline>
+        </w:drawing>
+      </w:r>
+    </w:p>
+    <w:p>
+      <w:r>
+        <w:rPr>
+          <w:b w:val="on"/>
+        </w:rPr>
+        <w:t xml:space="preserve"> Credit Check Processed</w:t>
+        <w:br/>
+        <w:drawing>
+          <wp:inline distT="0" distR="0" distB="0" distL="0">
+            <wp:extent cx="5524500" cy="2476500"/>
+            <wp:docPr id="3" name="Drawing 3" descr="Credit Check Processed"/>
+            <a:graphic xmlns:a="http://schemas.openxmlformats.org/drawingml/2006/main">
+              <a:graphicData uri="http://schemas.openxmlformats.org/drawingml/2006/picture">
+                <pic:pic xmlns:pic="http://schemas.openxmlformats.org/drawingml/2006/picture">
+                  <pic:nvPicPr>
+                    <pic:cNvPr id="0" name="Picture 3" descr="Credit Check Processed"/>
+                    <pic:cNvPicPr>
+                      <a:picLocks noChangeAspect="true"/>
+                    </pic:cNvPicPr>
+                  </pic:nvPicPr>
+                  <pic:blipFill>
+                    <a:blip r:embed="rId5"/>
+                    <a:stretch>
+                      <a:fillRect/>
+                    </a:stretch>
+                  </pic:blipFill>
+                  <pic:spPr>
+                    <a:xfrm>
+                      <a:off x="0" y="0"/>
+                      <a:ext cx="5524500" cy="2476500"/>
+                    </a:xfrm>
+                    <a:prstGeom prst="rect">
+                      <a:avLst/>
+                    </a:prstGeom>
+                  </pic:spPr>
+                </pic:pic>
+              </a:graphicData>
+            </a:graphic>
+          </wp:inline>
+        </w:drawing>
+      </w:r>
+    </w:p>
+    <w:p>
+      <w:r>
+        <w:rPr>
+          <w:b w:val="on"/>
+        </w:rPr>
+        <w:t xml:space="preserve"> Term set added.</w:t>
+        <w:br/>
+        <w:drawing>
+          <wp:inline distT="0" distR="0" distB="0" distL="0">
+            <wp:extent cx="5524500" cy="2476500"/>
+            <wp:docPr id="4" name="Drawing 4" descr="Term set added."/>
+            <a:graphic xmlns:a="http://schemas.openxmlformats.org/drawingml/2006/main">
+              <a:graphicData uri="http://schemas.openxmlformats.org/drawingml/2006/picture">
+                <pic:pic xmlns:pic="http://schemas.openxmlformats.org/drawingml/2006/picture">
+                  <pic:nvPicPr>
+                    <pic:cNvPr id="0" name="Picture 4" descr="Term set added."/>
+                    <pic:cNvPicPr>
+                      <a:picLocks noChangeAspect="true"/>
+                    </pic:cNvPicPr>
+                  </pic:nvPicPr>
+                  <pic:blipFill>
+                    <a:blip r:embed="rId6"/>
+                    <a:stretch>
+                      <a:fillRect/>
+                    </a:stretch>
+                  </pic:blipFill>
+                  <pic:spPr>
+                    <a:xfrm>
+                      <a:off x="0" y="0"/>
+                      <a:ext cx="5524500" cy="2476500"/>
+                    </a:xfrm>
+                    <a:prstGeom prst="rect">
+                      <a:avLst/>
+                    </a:prstGeom>
+                  </pic:spPr>
+                </pic:pic>
+              </a:graphicData>
+            </a:graphic>
+          </wp:inline>
+        </w:drawing>
+      </w:r>
+    </w:p>
+    <w:p>
+      <w:r>
+        <w:rPr>
+          <w:b w:val="on"/>
+        </w:rPr>
+        <w:t xml:space="preserve"> Opportunity Qualified</w:t>
+        <w:br/>
+        <w:drawing>
+          <wp:inline distT="0" distR="0" distB="0" distL="0">
+            <wp:extent cx="5524500" cy="2476500"/>
+            <wp:docPr id="5" name="Drawing 5" descr="Opportunity Qualified"/>
+            <a:graphic xmlns:a="http://schemas.openxmlformats.org/drawingml/2006/main">
+              <a:graphicData uri="http://schemas.openxmlformats.org/drawingml/2006/picture">
+                <pic:pic xmlns:pic="http://schemas.openxmlformats.org/drawingml/2006/picture">
+                  <pic:nvPicPr>
+                    <pic:cNvPr id="0" name="Picture 5" descr="Opportunity Qualified"/>
+                    <pic:cNvPicPr>
+                      <a:picLocks noChangeAspect="true"/>
+                    </pic:cNvPicPr>
+                  </pic:nvPicPr>
+                  <pic:blipFill>
+                    <a:blip r:embed="rId7"/>
+                    <a:stretch>
+                      <a:fillRect/>
+                    </a:stretch>
+                  </pic:blipFill>
+                  <pic:spPr>
+                    <a:xfrm>
+                      <a:off x="0" y="0"/>
+                      <a:ext cx="5524500" cy="2476500"/>
+                    </a:xfrm>
+                    <a:prstGeom prst="rect">
+                      <a:avLst/>
+                    </a:prstGeom>
+                  </pic:spPr>
+                </pic:pic>
+              </a:graphicData>
+            </a:graphic>
+          </wp:inline>
+        </w:drawing>
+      </w:r>
+    </w:p>
+    <w:p>
+      <w:r>
+        <w:rPr>
+          <w:b w:val="on"/>
+        </w:rPr>
+        <w:t xml:space="preserve"> Quote generated</w:t>
+        <w:br/>
+        <w:drawing>
+          <wp:inline distT="0" distR="0" distB="0" distL="0">
+            <wp:extent cx="5524500" cy="2476500"/>
+            <wp:docPr id="6" name="Drawing 6" descr="Quote generated"/>
+            <a:graphic xmlns:a="http://schemas.openxmlformats.org/drawingml/2006/main">
+              <a:graphicData uri="http://schemas.openxmlformats.org/drawingml/2006/picture">
+                <pic:pic xmlns:pic="http://schemas.openxmlformats.org/drawingml/2006/picture">
+                  <pic:nvPicPr>
+                    <pic:cNvPr id="0" name="Picture 6" descr="Quote generated"/>
+                    <pic:cNvPicPr>
+                      <a:picLocks noChangeAspect="true"/>
+                    </pic:cNvPicPr>
+                  </pic:nvPicPr>
+                  <pic:blipFill>
+                    <a:blip r:embed="rId8"/>
                     <a:stretch>
                       <a:fillRect/>
                     </a:stretch>

--- a/SmallFixed.docx
+++ b/SmallFixed.docx
@@ -86,6 +86,174 @@
         </w:drawing>
       </w:r>
     </w:p>
+    <w:p>
+      <w:r>
+        <w:rPr>
+          <w:b w:val="on"/>
+        </w:rPr>
+        <w:t xml:space="preserve"> Credit Check Processed</w:t>
+        <w:br/>
+        <w:drawing>
+          <wp:inline distT="0" distR="0" distB="0" distL="0">
+            <wp:extent cx="5524500" cy="2476500"/>
+            <wp:docPr id="2" name="Drawing 2" descr="Credit Check Processed"/>
+            <a:graphic xmlns:a="http://schemas.openxmlformats.org/drawingml/2006/main">
+              <a:graphicData uri="http://schemas.openxmlformats.org/drawingml/2006/picture">
+                <pic:pic xmlns:pic="http://schemas.openxmlformats.org/drawingml/2006/picture">
+                  <pic:nvPicPr>
+                    <pic:cNvPr id="0" name="Picture 2" descr="Credit Check Processed"/>
+                    <pic:cNvPicPr>
+                      <a:picLocks noChangeAspect="true"/>
+                    </pic:cNvPicPr>
+                  </pic:nvPicPr>
+                  <pic:blipFill>
+                    <a:blip r:embed="rId4"/>
+                    <a:stretch>
+                      <a:fillRect/>
+                    </a:stretch>
+                  </pic:blipFill>
+                  <pic:spPr>
+                    <a:xfrm>
+                      <a:off x="0" y="0"/>
+                      <a:ext cx="5524500" cy="2476500"/>
+                    </a:xfrm>
+                    <a:prstGeom prst="rect">
+                      <a:avLst/>
+                    </a:prstGeom>
+                  </pic:spPr>
+                </pic:pic>
+              </a:graphicData>
+            </a:graphic>
+          </wp:inline>
+        </w:drawing>
+      </w:r>
+    </w:p>
+    <w:p>
+      <w:r>
+        <w:rPr>
+          <w:b w:val="on"/>
+        </w:rPr>
+        <w:t xml:space="preserve"> Term set added.</w:t>
+        <w:br/>
+        <w:drawing>
+          <wp:inline distT="0" distR="0" distB="0" distL="0">
+            <wp:extent cx="5524500" cy="2476500"/>
+            <wp:docPr id="3" name="Drawing 3" descr="Term set added."/>
+            <a:graphic xmlns:a="http://schemas.openxmlformats.org/drawingml/2006/main">
+              <a:graphicData uri="http://schemas.openxmlformats.org/drawingml/2006/picture">
+                <pic:pic xmlns:pic="http://schemas.openxmlformats.org/drawingml/2006/picture">
+                  <pic:nvPicPr>
+                    <pic:cNvPr id="0" name="Picture 3" descr="Term set added."/>
+                    <pic:cNvPicPr>
+                      <a:picLocks noChangeAspect="true"/>
+                    </pic:cNvPicPr>
+                  </pic:nvPicPr>
+                  <pic:blipFill>
+                    <a:blip r:embed="rId5"/>
+                    <a:stretch>
+                      <a:fillRect/>
+                    </a:stretch>
+                  </pic:blipFill>
+                  <pic:spPr>
+                    <a:xfrm>
+                      <a:off x="0" y="0"/>
+                      <a:ext cx="5524500" cy="2476500"/>
+                    </a:xfrm>
+                    <a:prstGeom prst="rect">
+                      <a:avLst/>
+                    </a:prstGeom>
+                  </pic:spPr>
+                </pic:pic>
+              </a:graphicData>
+            </a:graphic>
+          </wp:inline>
+        </w:drawing>
+      </w:r>
+    </w:p>
+    <w:p>
+      <w:r>
+        <w:rPr>
+          <w:b w:val="on"/>
+        </w:rPr>
+        <w:t xml:space="preserve"> Opportunity Qualified</w:t>
+        <w:br/>
+        <w:drawing>
+          <wp:inline distT="0" distR="0" distB="0" distL="0">
+            <wp:extent cx="5524500" cy="2476500"/>
+            <wp:docPr id="4" name="Drawing 4" descr="Opportunity Qualified"/>
+            <a:graphic xmlns:a="http://schemas.openxmlformats.org/drawingml/2006/main">
+              <a:graphicData uri="http://schemas.openxmlformats.org/drawingml/2006/picture">
+                <pic:pic xmlns:pic="http://schemas.openxmlformats.org/drawingml/2006/picture">
+                  <pic:nvPicPr>
+                    <pic:cNvPr id="0" name="Picture 4" descr="Opportunity Qualified"/>
+                    <pic:cNvPicPr>
+                      <a:picLocks noChangeAspect="true"/>
+                    </pic:cNvPicPr>
+                  </pic:nvPicPr>
+                  <pic:blipFill>
+                    <a:blip r:embed="rId6"/>
+                    <a:stretch>
+                      <a:fillRect/>
+                    </a:stretch>
+                  </pic:blipFill>
+                  <pic:spPr>
+                    <a:xfrm>
+                      <a:off x="0" y="0"/>
+                      <a:ext cx="5524500" cy="2476500"/>
+                    </a:xfrm>
+                    <a:prstGeom prst="rect">
+                      <a:avLst/>
+                    </a:prstGeom>
+                  </pic:spPr>
+                </pic:pic>
+              </a:graphicData>
+            </a:graphic>
+          </wp:inline>
+        </w:drawing>
+      </w:r>
+    </w:p>
+    <w:p>
+      <w:r>
+        <w:rPr>
+          <w:b w:val="on"/>
+        </w:rPr>
+        <w:t xml:space="preserve"> Quote generated</w:t>
+        <w:br/>
+        <w:drawing>
+          <wp:inline distT="0" distR="0" distB="0" distL="0">
+            <wp:extent cx="5524500" cy="2476500"/>
+            <wp:docPr id="5" name="Drawing 5" descr="Quote generated"/>
+            <a:graphic xmlns:a="http://schemas.openxmlformats.org/drawingml/2006/main">
+              <a:graphicData uri="http://schemas.openxmlformats.org/drawingml/2006/picture">
+                <pic:pic xmlns:pic="http://schemas.openxmlformats.org/drawingml/2006/picture">
+                  <pic:nvPicPr>
+                    <pic:cNvPr id="0" name="Picture 5" descr="Quote generated"/>
+                    <pic:cNvPicPr>
+                      <a:picLocks noChangeAspect="true"/>
+                    </pic:cNvPicPr>
+                  </pic:nvPicPr>
+                  <pic:blipFill>
+                    <a:blip r:embed="rId7"/>
+                    <a:stretch>
+                      <a:fillRect/>
+                    </a:stretch>
+                  </pic:blipFill>
+                  <pic:spPr>
+                    <a:xfrm>
+                      <a:off x="0" y="0"/>
+                      <a:ext cx="5524500" cy="2476500"/>
+                    </a:xfrm>
+                    <a:prstGeom prst="rect">
+                      <a:avLst/>
+                    </a:prstGeom>
+                  </pic:spPr>
+                </pic:pic>
+              </a:graphicData>
+            </a:graphic>
+          </wp:inline>
+        </w:drawing>
+      </w:r>
+    </w:p>
   </w:body>
 </w:document>
 </file>